--- a/templates/5.ประกาศ.docx
+++ b/templates/5.ประกาศ.docx
@@ -385,29 +385,19 @@
       <w:pPr>
         <w:spacing w:after="0" w:line="240" w:lineRule="auto"/>
         <w:ind w:left="720" w:firstLine="720"/>
-        <w:jc w:val="thaiDistribute"/>
-        <w:rPr>
-          <w:rFonts w:ascii="TH SarabunPSK" w:hAnsi="TH SarabunPSK" w:cs="TH SarabunPSK" w:hint="cs"/>
-          <w:sz w:val="32"/>
-          <w:szCs w:val="32"/>
-        </w:rPr>
-      </w:pPr>
-      <w:r>
-        <w:rPr>
-          <w:rFonts w:ascii="TH SarabunPSK" w:hAnsi="TH SarabunPSK" w:cs="TH SarabunPSK"/>
-          <w:sz w:val="32"/>
-          <w:szCs w:val="32"/>
-        </w:rPr>
-        <w:t>{{VENDOR_NAME</w:t>
-      </w:r>
-      <w:proofErr w:type="gramStart"/>
-      <w:r>
-        <w:rPr>
-          <w:rFonts w:ascii="TH SarabunPSK" w:hAnsi="TH SarabunPSK" w:cs="TH SarabunPSK"/>
-          <w:sz w:val="32"/>
-          <w:szCs w:val="32"/>
-        </w:rPr>
-        <w:t>}}</w:t>
+        <w:rPr>
+          <w:rFonts w:ascii="TH SarabunPSK" w:hAnsi="TH SarabunPSK" w:cs="TH SarabunPSK"/>
+          <w:sz w:val="32"/>
+          <w:szCs w:val="32"/>
+        </w:rPr>
+      </w:pPr>
+      <w:r>
+        <w:rPr>
+          <w:rFonts w:ascii="TH SarabunPSK" w:hAnsi="TH SarabunPSK" w:cs="TH SarabunPSK"/>
+          <w:sz w:val="32"/>
+          <w:szCs w:val="32"/>
+        </w:rPr>
+        <w:t>{{VENDOR_NAME}}</w:t>
       </w:r>
       <w:r>
         <w:rPr>
@@ -436,7 +426,6 @@
         </w:rPr>
         <w:t>โดยเสนอราคา</w:t>
       </w:r>
-      <w:proofErr w:type="gramEnd"/>
       <w:r>
         <w:rPr>
           <w:rFonts w:ascii="TH SarabunPSK" w:hAnsi="TH SarabunPSK" w:cs="TH SarabunPSK"/>
@@ -502,22 +491,111 @@
       <w:pPr>
         <w:spacing w:after="0" w:line="240" w:lineRule="auto"/>
         <w:ind w:left="720" w:firstLine="720"/>
-        <w:jc w:val="thaiDistribute"/>
+        <w:rPr>
+          <w:rFonts w:ascii="TH SarabunPSK" w:hAnsi="TH SarabunPSK" w:cs="TH SarabunPSK"/>
+          <w:sz w:val="32"/>
+          <w:szCs w:val="32"/>
+        </w:rPr>
+      </w:pPr>
+      <w:r>
+        <w:rPr>
+          <w:rFonts w:ascii="TH SarabunPSK" w:hAnsi="TH SarabunPSK" w:cs="TH SarabunPSK"/>
+          <w:sz w:val="32"/>
+          <w:szCs w:val="32"/>
+        </w:rPr>
+        <w:t>{{START_SHOP</w:t>
+      </w:r>
+      <w:r>
+        <w:rPr>
+          <w:rFonts w:ascii="TH SarabunPSK" w:hAnsi="TH SarabunPSK" w:cs="TH SarabunPSK"/>
+          <w:sz w:val="32"/>
+          <w:szCs w:val="32"/>
+        </w:rPr>
+        <w:t>_LINE</w:t>
+      </w:r>
+      <w:r>
+        <w:rPr>
+          <w:rFonts w:ascii="TH SarabunPSK" w:hAnsi="TH SarabunPSK" w:cs="TH SarabunPSK"/>
+          <w:sz w:val="32"/>
+          <w:szCs w:val="32"/>
+        </w:rPr>
+        <w:t>2}}</w:t>
+      </w:r>
+      <w:r>
+        <w:rPr>
+          <w:rFonts w:ascii="TH SarabunPSK" w:hAnsi="TH SarabunPSK" w:cs="TH SarabunPSK"/>
+          <w:sz w:val="32"/>
+          <w:szCs w:val="32"/>
+        </w:rPr>
+        <w:t>{{VENDOR_NAME</w:t>
+      </w:r>
+      <w:r>
+        <w:rPr>
+          <w:rFonts w:ascii="TH SarabunPSK" w:hAnsi="TH SarabunPSK" w:cs="TH SarabunPSK"/>
+          <w:sz w:val="32"/>
+          <w:szCs w:val="32"/>
+        </w:rPr>
+        <w:t>2</w:t>
+      </w:r>
+      <w:r>
+        <w:rPr>
+          <w:rFonts w:ascii="TH SarabunPSK" w:hAnsi="TH SarabunPSK" w:cs="TH SarabunPSK"/>
+          <w:sz w:val="32"/>
+          <w:szCs w:val="32"/>
+        </w:rPr>
+        <w:t>}}</w:t>
+      </w:r>
+      <w:r>
+        <w:rPr>
+          <w:rFonts w:ascii="TH SarabunPSK" w:eastAsia="Times New Roman" w:hAnsi="TH SarabunPSK" w:cs="TH SarabunPSK"/>
+          <w:sz w:val="32"/>
+          <w:szCs w:val="32"/>
+          <w:cs/>
+        </w:rPr>
+        <w:t xml:space="preserve">  </w:t>
+      </w:r>
+      <w:r>
+        <w:rPr>
+          <w:rFonts w:ascii="TH SarabunPSK" w:hAnsi="TH SarabunPSK" w:cs="TH SarabunPSK"/>
+          <w:sz w:val="32"/>
+          <w:szCs w:val="32"/>
+          <w:cs/>
+        </w:rPr>
+        <w:t>โดยเสนอราคา  เป็นเงินทั้งสิ้</w:t>
+      </w:r>
+      <w:r>
         <w:rPr>
           <w:rFonts w:ascii="TH SarabunPSK" w:hAnsi="TH SarabunPSK" w:cs="TH SarabunPSK" w:hint="cs"/>
           <w:sz w:val="32"/>
           <w:szCs w:val="32"/>
-        </w:rPr>
-      </w:pPr>
-      <w:r>
-        <w:rPr>
-          <w:rFonts w:ascii="TH SarabunPSK" w:hAnsi="TH SarabunPSK" w:cs="TH SarabunPSK"/>
-          <w:sz w:val="32"/>
-          <w:szCs w:val="32"/>
-        </w:rPr>
-        <w:t>{{START_SHOP2</w:t>
-      </w:r>
-      <w:proofErr w:type="gramStart"/>
+          <w:cs/>
+        </w:rPr>
+        <w:t xml:space="preserve">น </w:t>
+      </w:r>
+      <w:r>
+        <w:rPr>
+          <w:rFonts w:ascii="TH SarabunPSK" w:hAnsi="TH SarabunPSK" w:cs="TH SarabunPSK"/>
+          <w:sz w:val="32"/>
+          <w:szCs w:val="32"/>
+        </w:rPr>
+        <w:t xml:space="preserve"> </w:t>
+      </w:r>
+      <w:r>
+        <w:rPr>
+          <w:rFonts w:ascii="TH SarabunPSK" w:hAnsi="TH SarabunPSK" w:cs="TH SarabunPSK"/>
+          <w:sz w:val="32"/>
+          <w:szCs w:val="32"/>
+        </w:rPr>
+        <w:t>{{BUDGET_WITH_TEXT_MID</w:t>
+      </w:r>
+      <w:r>
+        <w:rPr>
+          <w:rFonts w:ascii="TH SarabunPSK" w:hAnsi="TH SarabunPSK" w:cs="TH SarabunPSK"/>
+          <w:sz w:val="32"/>
+          <w:szCs w:val="32"/>
+        </w:rPr>
+        <w:t>2</w:t>
+      </w:r>
       <w:r>
         <w:rPr>
           <w:rFonts w:ascii="TH SarabunPSK" w:hAnsi="TH SarabunPSK" w:cs="TH SarabunPSK"/>
@@ -532,91 +610,31 @@
           <w:sz w:val="32"/>
           <w:szCs w:val="32"/>
         </w:rPr>
-        <w:t>{</w:t>
-      </w:r>
-      <w:proofErr w:type="gramEnd"/>
-      <w:r>
-        <w:rPr>
-          <w:rFonts w:ascii="TH SarabunPSK" w:hAnsi="TH SarabunPSK" w:cs="TH SarabunPSK"/>
-          <w:sz w:val="32"/>
-          <w:szCs w:val="32"/>
-        </w:rPr>
-        <w:t>{VENDOR_NAME</w:t>
-      </w:r>
-      <w:r>
-        <w:rPr>
-          <w:rFonts w:ascii="TH SarabunPSK" w:hAnsi="TH SarabunPSK" w:cs="TH SarabunPSK"/>
-          <w:sz w:val="32"/>
-          <w:szCs w:val="32"/>
-        </w:rPr>
-        <w:t>2</w:t>
-      </w:r>
-      <w:r>
-        <w:rPr>
-          <w:rFonts w:ascii="TH SarabunPSK" w:hAnsi="TH SarabunPSK" w:cs="TH SarabunPSK"/>
-          <w:sz w:val="32"/>
-          <w:szCs w:val="32"/>
-        </w:rPr>
-        <w:t>}}</w:t>
-      </w:r>
-      <w:r>
-        <w:rPr>
-          <w:rFonts w:ascii="TH SarabunPSK" w:eastAsia="Times New Roman" w:hAnsi="TH SarabunPSK" w:cs="TH SarabunPSK"/>
-          <w:sz w:val="32"/>
-          <w:szCs w:val="32"/>
-          <w:cs/>
-        </w:rPr>
-        <w:t xml:space="preserve">  </w:t>
-      </w:r>
-      <w:r>
-        <w:rPr>
-          <w:rFonts w:ascii="TH SarabunPSK" w:hAnsi="TH SarabunPSK" w:cs="TH SarabunPSK"/>
-          <w:sz w:val="32"/>
-          <w:szCs w:val="32"/>
-          <w:cs/>
-        </w:rPr>
-        <w:t xml:space="preserve">โดยเสนอราคา  เป็นเงินทั้งสิ้น  </w:t>
-      </w:r>
-      <w:r>
-        <w:rPr>
-          <w:rFonts w:ascii="TH SarabunPSK" w:hAnsi="TH SarabunPSK" w:cs="TH SarabunPSK"/>
-          <w:sz w:val="32"/>
-          <w:szCs w:val="32"/>
-        </w:rPr>
-        <w:t>{{BUDGET_WITH_TEXT_MID</w:t>
-      </w:r>
-      <w:r>
-        <w:rPr>
-          <w:rFonts w:ascii="TH SarabunPSK" w:hAnsi="TH SarabunPSK" w:cs="TH SarabunPSK"/>
-          <w:sz w:val="32"/>
-          <w:szCs w:val="32"/>
-        </w:rPr>
-        <w:t>2</w:t>
-      </w:r>
-      <w:r>
-        <w:rPr>
-          <w:rFonts w:ascii="TH SarabunPSK" w:hAnsi="TH SarabunPSK" w:cs="TH SarabunPSK"/>
-          <w:sz w:val="32"/>
-          <w:szCs w:val="32"/>
-        </w:rPr>
-        <w:t>}}</w:t>
-      </w:r>
-      <w:r>
-        <w:rPr>
-          <w:rFonts w:ascii="TH SarabunPSK" w:hAnsi="TH SarabunPSK" w:cs="TH SarabunPSK"/>
-          <w:sz w:val="32"/>
-          <w:szCs w:val="32"/>
-        </w:rPr>
-        <w:t>{{END_SHOP2}}</w:t>
+        <w:t>{{END_SHOP</w:t>
+      </w:r>
+      <w:r>
+        <w:rPr>
+          <w:rFonts w:ascii="TH SarabunPSK" w:hAnsi="TH SarabunPSK" w:cs="TH SarabunPSK"/>
+          <w:sz w:val="32"/>
+          <w:szCs w:val="32"/>
+        </w:rPr>
+        <w:t>_LINE</w:t>
+      </w:r>
+      <w:r>
+        <w:rPr>
+          <w:rFonts w:ascii="TH SarabunPSK" w:hAnsi="TH SarabunPSK" w:cs="TH SarabunPSK"/>
+          <w:sz w:val="32"/>
+          <w:szCs w:val="32"/>
+        </w:rPr>
+        <w:t>2}}</w:t>
       </w:r>
     </w:p>
     <w:p>
       <w:pPr>
         <w:spacing w:after="0" w:line="240" w:lineRule="auto"/>
         <w:ind w:left="720" w:firstLine="720"/>
-        <w:jc w:val="thaiDistribute"/>
-        <w:rPr>
-          <w:rFonts w:ascii="TH SarabunPSK" w:hAnsi="TH SarabunPSK" w:cs="TH SarabunPSK" w:hint="cs"/>
+        <w:rPr>
+          <w:rFonts w:ascii="TH SarabunPSK" w:hAnsi="TH SarabunPSK" w:cs="TH SarabunPSK"/>
           <w:sz w:val="32"/>
           <w:szCs w:val="32"/>
         </w:rPr>
@@ -635,9 +653,16 @@
           <w:sz w:val="32"/>
           <w:szCs w:val="32"/>
         </w:rPr>
+        <w:t>_LINE</w:t>
+      </w:r>
+      <w:r>
+        <w:rPr>
+          <w:rFonts w:ascii="TH SarabunPSK" w:hAnsi="TH SarabunPSK" w:cs="TH SarabunPSK"/>
+          <w:sz w:val="32"/>
+          <w:szCs w:val="32"/>
+        </w:rPr>
         <w:t>3</w:t>
       </w:r>
-      <w:proofErr w:type="gramStart"/>
       <w:r>
         <w:rPr>
           <w:rFonts w:ascii="TH SarabunPSK" w:hAnsi="TH SarabunPSK" w:cs="TH SarabunPSK"/>
@@ -652,16 +677,7 @@
           <w:sz w:val="32"/>
           <w:szCs w:val="32"/>
         </w:rPr>
-        <w:t>{</w:t>
-      </w:r>
-      <w:proofErr w:type="gramEnd"/>
-      <w:r>
-        <w:rPr>
-          <w:rFonts w:ascii="TH SarabunPSK" w:hAnsi="TH SarabunPSK" w:cs="TH SarabunPSK"/>
-          <w:sz w:val="32"/>
-          <w:szCs w:val="32"/>
-        </w:rPr>
-        <w:t>{VENDOR_NAME</w:t>
+        <w:t>{{VENDOR_NAME</w:t>
       </w:r>
       <w:r>
         <w:rPr>
@@ -728,6 +744,14 @@
           <w:szCs w:val="32"/>
         </w:rPr>
         <w:t>{{END_SHOP</w:t>
+      </w:r>
+      <w:r>
+        <w:rPr>
+          <w:rFonts w:ascii="TH SarabunPSK" w:hAnsi="TH SarabunPSK" w:cs="TH SarabunPSK"/>
+          <w:sz w:val="32"/>
+          <w:szCs w:val="32"/>
+        </w:rPr>
+        <w:t>_LINE</w:t>
       </w:r>
       <w:r>
         <w:rPr>
@@ -750,9 +774,8 @@
       <w:pPr>
         <w:spacing w:after="0" w:line="240" w:lineRule="auto"/>
         <w:ind w:left="720" w:firstLine="720"/>
-        <w:jc w:val="thaiDistribute"/>
-        <w:rPr>
-          <w:rFonts w:ascii="TH SarabunPSK" w:hAnsi="TH SarabunPSK" w:cs="TH SarabunPSK" w:hint="cs"/>
+        <w:rPr>
+          <w:rFonts w:ascii="TH SarabunPSK" w:hAnsi="TH SarabunPSK" w:cs="TH SarabunPSK"/>
           <w:sz w:val="32"/>
           <w:szCs w:val="32"/>
         </w:rPr>
@@ -771,9 +794,16 @@
           <w:sz w:val="32"/>
           <w:szCs w:val="32"/>
         </w:rPr>
+        <w:t>_LINE</w:t>
+      </w:r>
+      <w:r>
+        <w:rPr>
+          <w:rFonts w:ascii="TH SarabunPSK" w:hAnsi="TH SarabunPSK" w:cs="TH SarabunPSK"/>
+          <w:sz w:val="32"/>
+          <w:szCs w:val="32"/>
+        </w:rPr>
         <w:t>4</w:t>
       </w:r>
-      <w:proofErr w:type="gramStart"/>
       <w:r>
         <w:rPr>
           <w:rFonts w:ascii="TH SarabunPSK" w:hAnsi="TH SarabunPSK" w:cs="TH SarabunPSK"/>
@@ -788,16 +818,7 @@
           <w:sz w:val="32"/>
           <w:szCs w:val="32"/>
         </w:rPr>
-        <w:t>{</w:t>
-      </w:r>
-      <w:proofErr w:type="gramEnd"/>
-      <w:r>
-        <w:rPr>
-          <w:rFonts w:ascii="TH SarabunPSK" w:hAnsi="TH SarabunPSK" w:cs="TH SarabunPSK"/>
-          <w:sz w:val="32"/>
-          <w:szCs w:val="32"/>
-        </w:rPr>
-        <w:t>{VENDOR_NAME</w:t>
+        <w:t>{{VENDOR_NAME</w:t>
       </w:r>
       <w:r>
         <w:rPr>
@@ -864,6 +885,14 @@
           <w:szCs w:val="32"/>
         </w:rPr>
         <w:t>{{END_SHOP</w:t>
+      </w:r>
+      <w:r>
+        <w:rPr>
+          <w:rFonts w:ascii="TH SarabunPSK" w:hAnsi="TH SarabunPSK" w:cs="TH SarabunPSK"/>
+          <w:sz w:val="32"/>
+          <w:szCs w:val="32"/>
+        </w:rPr>
+        <w:t>_LINE</w:t>
       </w:r>
       <w:r>
         <w:rPr>

--- a/templates/5.ประกาศ.docx
+++ b/templates/5.ประกาศ.docx
@@ -383,7 +383,7 @@
       </w:tblGrid>
       <w:tr>
         <w:trPr>
-          <w:trHeight w:val="720"/>
+          <w:trHeight w:val="576"/>
         </w:trPr>
         <w:tc>
           <w:tcPr>
@@ -474,7 +474,7 @@
       </w:tr>
       <w:tr>
         <w:trPr>
-          <w:trHeight w:val="720"/>
+          <w:trHeight w:val="576"/>
         </w:trPr>
         <w:tc>
           <w:tcPr>
@@ -504,7 +504,6 @@
               </w:rPr>
               <w:t>2</w:t>
             </w:r>
-            <w:proofErr w:type="gramStart"/>
             <w:r>
               <w:rPr>
                 <w:rFonts w:ascii="TH SarabunPSK" w:hAnsi="TH SarabunPSK" w:cs="TH SarabunPSK"/>
@@ -529,44 +528,15 @@
                 <w:szCs w:val="32"/>
                 <w:cs/>
               </w:rPr>
-              <w:t>โดยเสนอราคา</w:t>
-            </w:r>
-            <w:proofErr w:type="gramEnd"/>
-            <w:r>
-              <w:rPr>
-                <w:rFonts w:ascii="TH SarabunPSK" w:hAnsi="TH SarabunPSK" w:cs="TH SarabunPSK"/>
-                <w:sz w:val="32"/>
-                <w:szCs w:val="32"/>
-                <w:cs/>
-              </w:rPr>
-              <w:t xml:space="preserve">  </w:t>
-            </w:r>
-            <w:proofErr w:type="gramStart"/>
-            <w:r>
-              <w:rPr>
-                <w:rFonts w:ascii="TH SarabunPSK" w:hAnsi="TH SarabunPSK" w:cs="TH SarabunPSK"/>
-                <w:sz w:val="32"/>
-                <w:szCs w:val="32"/>
-                <w:cs/>
-              </w:rPr>
-              <w:t xml:space="preserve">เป็นเงินทั้งสิ้น  </w:t>
-            </w:r>
-            <w:r>
-              <w:rPr>
-                <w:rFonts w:ascii="TH SarabunPSK" w:hAnsi="TH SarabunPSK" w:cs="TH SarabunPSK"/>
-                <w:sz w:val="32"/>
-                <w:szCs w:val="32"/>
-              </w:rPr>
-              <w:t>{</w:t>
-            </w:r>
-            <w:proofErr w:type="gramEnd"/>
-            <w:r>
-              <w:rPr>
-                <w:rFonts w:ascii="TH SarabunPSK" w:hAnsi="TH SarabunPSK" w:cs="TH SarabunPSK"/>
-                <w:sz w:val="32"/>
-                <w:szCs w:val="32"/>
-              </w:rPr>
-              <w:t>{BUDGET_WITH_TEXT_MID</w:t>
+              <w:t xml:space="preserve">โดยเสนอราคา  เป็นเงินทั้งสิ้น  </w:t>
+            </w:r>
+            <w:r>
+              <w:rPr>
+                <w:rFonts w:ascii="TH SarabunPSK" w:hAnsi="TH SarabunPSK" w:cs="TH SarabunPSK"/>
+                <w:sz w:val="32"/>
+                <w:szCs w:val="32"/>
+              </w:rPr>
+              <w:t>{{BUDGET_WITH_TEXT_MID</w:t>
             </w:r>
             <w:r>
               <w:rPr>
@@ -589,7 +559,7 @@
       </w:tr>
       <w:tr>
         <w:trPr>
-          <w:trHeight w:val="720"/>
+          <w:trHeight w:val="576"/>
         </w:trPr>
         <w:tc>
           <w:tcPr>
@@ -619,7 +589,6 @@
               </w:rPr>
               <w:t>3</w:t>
             </w:r>
-            <w:proofErr w:type="gramStart"/>
             <w:r>
               <w:rPr>
                 <w:rFonts w:ascii="TH SarabunPSK" w:hAnsi="TH SarabunPSK" w:cs="TH SarabunPSK"/>
@@ -644,44 +613,15 @@
                 <w:szCs w:val="32"/>
                 <w:cs/>
               </w:rPr>
-              <w:t>โดยเสนอราคา</w:t>
-            </w:r>
-            <w:proofErr w:type="gramEnd"/>
-            <w:r>
-              <w:rPr>
-                <w:rFonts w:ascii="TH SarabunPSK" w:hAnsi="TH SarabunPSK" w:cs="TH SarabunPSK"/>
-                <w:sz w:val="32"/>
-                <w:szCs w:val="32"/>
-                <w:cs/>
-              </w:rPr>
-              <w:t xml:space="preserve">  </w:t>
-            </w:r>
-            <w:proofErr w:type="gramStart"/>
-            <w:r>
-              <w:rPr>
-                <w:rFonts w:ascii="TH SarabunPSK" w:hAnsi="TH SarabunPSK" w:cs="TH SarabunPSK"/>
-                <w:sz w:val="32"/>
-                <w:szCs w:val="32"/>
-                <w:cs/>
-              </w:rPr>
-              <w:t xml:space="preserve">เป็นเงินทั้งสิ้น  </w:t>
-            </w:r>
-            <w:r>
-              <w:rPr>
-                <w:rFonts w:ascii="TH SarabunPSK" w:hAnsi="TH SarabunPSK" w:cs="TH SarabunPSK"/>
-                <w:sz w:val="32"/>
-                <w:szCs w:val="32"/>
-              </w:rPr>
-              <w:t>{</w:t>
-            </w:r>
-            <w:proofErr w:type="gramEnd"/>
-            <w:r>
-              <w:rPr>
-                <w:rFonts w:ascii="TH SarabunPSK" w:hAnsi="TH SarabunPSK" w:cs="TH SarabunPSK"/>
-                <w:sz w:val="32"/>
-                <w:szCs w:val="32"/>
-              </w:rPr>
-              <w:t>{BUDGET_WITH_TEXT_MID</w:t>
+              <w:t xml:space="preserve">โดยเสนอราคา  เป็นเงินทั้งสิ้น  </w:t>
+            </w:r>
+            <w:r>
+              <w:rPr>
+                <w:rFonts w:ascii="TH SarabunPSK" w:hAnsi="TH SarabunPSK" w:cs="TH SarabunPSK"/>
+                <w:sz w:val="32"/>
+                <w:szCs w:val="32"/>
+              </w:rPr>
+              <w:t>{{BUDGET_WITH_TEXT_MID</w:t>
             </w:r>
             <w:r>
               <w:rPr>
@@ -704,7 +644,7 @@
       </w:tr>
       <w:tr>
         <w:trPr>
-          <w:trHeight w:val="720"/>
+          <w:trHeight w:val="576"/>
         </w:trPr>
         <w:tc>
           <w:tcPr>
@@ -734,7 +674,6 @@
               </w:rPr>
               <w:t>4</w:t>
             </w:r>
-            <w:proofErr w:type="gramStart"/>
             <w:r>
               <w:rPr>
                 <w:rFonts w:ascii="TH SarabunPSK" w:hAnsi="TH SarabunPSK" w:cs="TH SarabunPSK"/>
@@ -759,44 +698,15 @@
                 <w:szCs w:val="32"/>
                 <w:cs/>
               </w:rPr>
-              <w:t>โดยเสนอราคา</w:t>
-            </w:r>
-            <w:proofErr w:type="gramEnd"/>
-            <w:r>
-              <w:rPr>
-                <w:rFonts w:ascii="TH SarabunPSK" w:hAnsi="TH SarabunPSK" w:cs="TH SarabunPSK"/>
-                <w:sz w:val="32"/>
-                <w:szCs w:val="32"/>
-                <w:cs/>
-              </w:rPr>
-              <w:t xml:space="preserve">  </w:t>
-            </w:r>
-            <w:proofErr w:type="gramStart"/>
-            <w:r>
-              <w:rPr>
-                <w:rFonts w:ascii="TH SarabunPSK" w:hAnsi="TH SarabunPSK" w:cs="TH SarabunPSK"/>
-                <w:sz w:val="32"/>
-                <w:szCs w:val="32"/>
-                <w:cs/>
-              </w:rPr>
-              <w:t xml:space="preserve">เป็นเงินทั้งสิ้น  </w:t>
-            </w:r>
-            <w:r>
-              <w:rPr>
-                <w:rFonts w:ascii="TH SarabunPSK" w:hAnsi="TH SarabunPSK" w:cs="TH SarabunPSK"/>
-                <w:sz w:val="32"/>
-                <w:szCs w:val="32"/>
-              </w:rPr>
-              <w:t>{</w:t>
-            </w:r>
-            <w:proofErr w:type="gramEnd"/>
-            <w:r>
-              <w:rPr>
-                <w:rFonts w:ascii="TH SarabunPSK" w:hAnsi="TH SarabunPSK" w:cs="TH SarabunPSK"/>
-                <w:sz w:val="32"/>
-                <w:szCs w:val="32"/>
-              </w:rPr>
-              <w:t>{BUDGET_WITH_TEXT_MID</w:t>
+              <w:t xml:space="preserve">โดยเสนอราคา  เป็นเงินทั้งสิ้น  </w:t>
+            </w:r>
+            <w:r>
+              <w:rPr>
+                <w:rFonts w:ascii="TH SarabunPSK" w:hAnsi="TH SarabunPSK" w:cs="TH SarabunPSK"/>
+                <w:sz w:val="32"/>
+                <w:szCs w:val="32"/>
+              </w:rPr>
+              <w:t>{{BUDGET_WITH_TEXT_MID</w:t>
             </w:r>
             <w:r>
               <w:rPr>
